--- a/DATABASE SCHEMAS EDI.docx
+++ b/DATABASE SCHEMAS EDI.docx
@@ -22,6 +22,24 @@
       </w:pPr>
       <w:r>
         <w:rPr/>
+        <w:br w:type="textWrapping"/>
+      </w:r>
+    </w:p>
+    <w:p>
+      <w:pPr>
+        <w:spacing w:lineRule="auto"/>
+      </w:pPr>
+      <w:r>
+        <w:rPr/>
+        <w:br w:type="textWrapping"/>
+      </w:r>
+    </w:p>
+    <w:p>
+      <w:pPr>
+        <w:spacing w:lineRule="auto"/>
+      </w:pPr>
+      <w:r>
+        <w:rPr/>
         <w:t xml:space="preserve">-- ============================================</w:t>
       </w:r>
     </w:p>
@@ -2435,6 +2453,168 @@
       <w:r>
         <w:rPr/>
         <w:t xml:space="preserve">  AS status;</w:t>
+      </w:r>
+    </w:p>
+    <w:p>
+      <w:pPr>
+        <w:spacing w:lineRule="auto"/>
+      </w:pPr>
+      <w:r>
+        <w:rPr/>
+        <w:br w:type="textWrapping"/>
+      </w:r>
+    </w:p>
+    <w:p>
+      <w:pPr>
+        <w:spacing w:lineRule="auto"/>
+      </w:pPr>
+      <w:r>
+        <w:rPr/>
+        <w:br w:type="textWrapping"/>
+      </w:r>
+    </w:p>
+    <w:p>
+      <w:pPr>
+        <w:spacing w:lineRule="auto"/>
+      </w:pPr>
+      <w:r>
+        <w:rPr/>
+        <w:t xml:space="preserve"># 1. Navigate to your project folder</w:t>
+      </w:r>
+    </w:p>
+    <w:p>
+      <w:pPr>
+        <w:spacing w:lineRule="auto"/>
+      </w:pPr>
+      <w:r>
+        <w:rPr/>
+        <w:t xml:space="preserve">cd "C:\Users\SAJIREE\OneDrive\Desktop\Projects\placement-eligibility-resume-screening"</w:t>
+      </w:r>
+    </w:p>
+    <w:p>
+      <w:pPr>
+        <w:spacing w:lineRule="auto"/>
+      </w:pPr>
+      <w:r>
+        <w:rPr/>
+        <w:br w:type="textWrapping"/>
+      </w:r>
+    </w:p>
+    <w:p>
+      <w:pPr>
+        <w:spacing w:lineRule="auto"/>
+      </w:pPr>
+      <w:r>
+        <w:rPr/>
+        <w:t xml:space="preserve"># 2. Set database credentials</w:t>
+      </w:r>
+    </w:p>
+    <w:p>
+      <w:pPr>
+        <w:spacing w:lineRule="auto"/>
+      </w:pPr>
+      <w:r>
+        <w:rPr/>
+        <w:t xml:space="preserve">$env:DB_URL='jdbc:mysql://localhost:3306/placement_portal?useSSL=false&amp;allowPublicKeyRetrieval=true&amp;serverTimezone=UTC'</w:t>
+      </w:r>
+    </w:p>
+    <w:p>
+      <w:pPr>
+        <w:spacing w:lineRule="auto"/>
+      </w:pPr>
+      <w:r>
+        <w:rPr/>
+        <w:t xml:space="preserve">$env:DB_USER='root'</w:t>
+      </w:r>
+    </w:p>
+    <w:p>
+      <w:pPr>
+        <w:spacing w:lineRule="auto"/>
+      </w:pPr>
+      <w:r>
+        <w:rPr/>
+        <w:t xml:space="preserve">$env:DB_PASSWORD='Saj@2005'</w:t>
+      </w:r>
+    </w:p>
+    <w:p>
+      <w:pPr>
+        <w:spacing w:lineRule="auto"/>
+      </w:pPr>
+      <w:r>
+        <w:rPr/>
+        <w:br w:type="textWrapping"/>
+      </w:r>
+    </w:p>
+    <w:p>
+      <w:pPr>
+        <w:spacing w:lineRule="auto"/>
+      </w:pPr>
+      <w:r>
+        <w:rPr/>
+        <w:t xml:space="preserve"># 3. Trigger the Maven test phase</w:t>
+      </w:r>
+    </w:p>
+    <w:p>
+      <w:pPr>
+        <w:spacing w:lineRule="auto"/>
+      </w:pPr>
+      <w:r>
+        <w:rPr/>
+        <w:t xml:space="preserve">mvn clean test -DRUN_DB_TESTS=true</w:t>
+      </w:r>
+    </w:p>
+    <w:p>
+      <w:pPr>
+        <w:spacing w:lineRule="auto"/>
+      </w:pPr>
+      <w:r>
+        <w:rPr/>
+        <w:t xml:space="preserve">$env:Path += ";C:\apache-maven-3.9.16\bin"</w:t>
+      </w:r>
+    </w:p>
+    <w:p>
+      <w:pPr>
+        <w:spacing w:lineRule="auto"/>
+      </w:pPr>
+      <w:r>
+        <w:rPr/>
+        <w:br w:type="textWrapping"/>
+      </w:r>
+    </w:p>
+    <w:p>
+      <w:pPr>
+        <w:spacing w:lineRule="auto"/>
+      </w:pPr>
+      <w:r>
+        <w:rPr/>
+        <w:t xml:space="preserve">mvn -version</w:t>
+      </w:r>
+    </w:p>
+    <w:p>
+      <w:pPr>
+        <w:spacing w:lineRule="auto"/>
+      </w:pPr>
+      <w:r>
+        <w:rPr/>
+        <w:br w:type="textWrapping"/>
+      </w:r>
+    </w:p>
+    <w:p>
+      <w:pPr>
+        <w:spacing w:lineRule="auto"/>
+      </w:pPr>
+      <w:r>
+        <w:rPr/>
+        <w:t xml:space="preserve">mvn clean test -DRUN_DB_TESTS=true</w:t>
+      </w:r>
+    </w:p>
+    <w:p>
+      <w:pPr>
+        <w:spacing w:lineRule="auto"/>
+      </w:pPr>
+      <w:r>
+        <w:rPr/>
+        <w:br w:type="textWrapping"/>
       </w:r>
     </w:p>
   </w:body>
